--- a/test_data/smlouva12_anon.docx
+++ b/test_data/smlouva12_anon.docx
@@ -52,7 +52,7 @@
     </w:p>
     <w:p>
       <w:r>
-        <w:t xml:space="preserve">Všeobecná fakultní nemocnice v Praze</w:t>
+        <w:t>Všeobecná fakultní nemocnice [[ADDRESS_1]]</w:t>
       </w:r>
     </w:p>
     <w:p>
@@ -62,7 +62,7 @@
     </w:p>
     <w:p>
       <w:r>
-        <w:t xml:space="preserve">U Nemocnice 2, 128 08 Praha 2</w:t>
+        <w:t>[[ADDRESS_2]]</w:t>
       </w:r>
     </w:p>
     <w:p>
@@ -116,7 +116,7 @@
     </w:p>
     <w:p>
       <w:r>
-        <w:t>[[ADDRESS_1]]</w:t>
+        <w:t>[[ADDRESS_3]]</w:t>
       </w:r>
     </w:p>
     <w:p>
@@ -231,7 +231,7 @@
     </w:p>
     <w:p>
       <w:r>
-        <w:t>Kontrola u praktického lékaře (MUDr. [[PERSON_9]], [[ADDRESS_2]]) za 14 dní. Pan [[PERSON_1]] byl poučen manželkou [[PERSON_2]] o nutnosti dodržování léčebného režimu.</w:t>
+        <w:t>Kontrola u praktického lékaře (MUDr. [[PERSON_9]], [[ADDRESS_4]]) za 14 dní. Pan [[PERSON_1]] byl poučen manželkou [[PERSON_2]] o nutnosti dodržování léčebného režimu.</w:t>
       </w:r>
     </w:p>
     <w:p>
@@ -331,7 +331,7 @@
     </w:p>
     <w:p>
       <w:r>
-        <w:t>[[ADDRESS_3]]</w:t>
+        <w:t>[[ADDRESS_5]]</w:t>
       </w:r>
     </w:p>
     <w:p>
@@ -436,7 +436,7 @@
     </w:p>
     <w:p>
       <w:r>
-        <w:t>Doporučuji sledování v ambulanci. Rodiče [[PERSON_11]] a [[PERSON_12]] byli poučeni o dalším postupu.</w:t>
+        <w:t>Doporučuji sledování v ambulanci. Rodiče [[PERSON_8]] a [[PERSON_12]] byli poučeni o dalším postupu.</w:t>
       </w:r>
     </w:p>
     <w:p>
@@ -497,7 +497,7 @@
     </w:p>
     <w:p>
       <w:r>
-        <w:t xml:space="preserve">Pobočka Praha - Karlín</w:t>
+        <w:t>Pobočka [[ADDRESS_6]]</w:t>
       </w:r>
     </w:p>
     <w:p>
@@ -541,7 +541,7 @@
     </w:p>
     <w:p>
       <w:r>
-        <w:t>[[ADDRESS_4]]</w:t>
+        <w:t>[[ADDRESS_7]]</w:t>
       </w:r>
     </w:p>
     <w:p>
@@ -600,7 +600,7 @@
     </w:p>
     <w:p>
       <w:r>
-        <w:t>[[ADDRESS_4]] (společná s manželem)</w:t>
+        <w:t>[[ADDRESS_7]] (společná s manželem)</w:t>
       </w:r>
     </w:p>
     <w:p>
@@ -649,7 +649,7 @@
     </w:p>
     <w:p>
       <w:r>
-        <w:t>[[ADDRESS_5]]</w:t>
+        <w:t>[[ADDRESS_8]]</w:t>
       </w:r>
     </w:p>
     <w:p>
@@ -676,7 +676,7 @@
     </w:p>
     <w:p>
       <w:r>
-        <w:t>Účel: Koupi bytu 4+1 [[ADDRESS_6]]</w:t>
+        <w:t>Účel: Koupi bytu 4+1 [[ADDRESS_9]]</w:t>
       </w:r>
     </w:p>
     <w:p>
@@ -730,12 +730,12 @@
     </w:p>
     <w:p>
       <w:r>
-        <w:t xml:space="preserve">______________________    ______________________</w:t>
-      </w:r>
-    </w:p>
-    <w:p>
-      <w:r>
-        <w:t>[[PERSON_16]]              [[PERSON_18]]</w:t>
+        <w:t>______________________ ______________________</w:t>
+      </w:r>
+    </w:p>
+    <w:p>
+      <w:r>
+        <w:t>[[PERSON_16]] [[PERSON_18]]</w:t>
       </w:r>
     </w:p>
     <w:p>
@@ -776,7 +776,7 @@
     </w:p>
     <w:p>
       <w:r>
-        <w:t>[[ADDRESS_7]]</w:t>
+        <w:t>[[ADDRESS_10]]</w:t>
       </w:r>
     </w:p>
     <w:p>
@@ -794,7 +794,7 @@
         <w:jc w:val="right"/>
       </w:pPr>
       <w:r>
-        <w:t>V Praze dne [[DATE_13]]</w:t>
+        <w:t>[[ADDRESS_1]] dne [[DATE_13]]</w:t>
       </w:r>
     </w:p>
     <w:p>
@@ -818,7 +818,7 @@
     </w:p>
     <w:p>
       <w:r>
-        <w:t>Bytem: [[ADDRESS_8]]</w:t>
+        <w:t>Bytem: [[ADDRESS_11]]</w:t>
       </w:r>
     </w:p>
     <w:p>
@@ -867,7 +867,7 @@
     </w:p>
     <w:p>
       <w:r>
-        <w:t>Vaše pozice Senior Developer v týmu vedeném Ing. [[PERSON_23]] bude ke dni [[DATE_14]] zrušena. Pan [[PERSON_22]] byl o této skutečnosti informován na schůzce dne [[DATE_5]] za přítomnosti přímého nadřízeného (Ing. [[PERSON_23]]) a personální ředitelky (Mgr. [[PERSON_17]]).</w:t>
+        <w:t>Vaše pozice Senior Developer v týmu vedeném Ing. [[PERSON_23]] bude ke dni [[DATE_14]] zrušena. Pan [[PERSON_22]] byl o této skutečnosti informován na schůzce dne [[DATE_5]] za přítomnosti přímého nadřízeného (Ing. [[PERSON_24]]) a personální ředitelky (Mgr. [[PERSON_25]]).</w:t>
       </w:r>
     </w:p>
     <w:p>
@@ -892,7 +892,7 @@
     </w:p>
     <w:p>
       <w:r>
-        <w:t>Doporučujeme panu [[PERSON_22]], aby se obrátil na náš Career Support Program (kontaktní osoba: Bc. [[PERSON_24]], [[PHONE_9]], email: [[EMAIL_4]]).</w:t>
+        <w:t>Doporučujeme panu [[PERSON_22]], aby se obrátil na náš Career (kontaktní osoba: Bc. [[PERSON_26]], [[PHONE_9]], email: [[EMAIL_4]]).</w:t>
       </w:r>
     </w:p>
     <w:p>
@@ -917,7 +917,7 @@
     </w:p>
     <w:p>
       <w:r>
-        <w:t>Ing. [[PERSON_25]]</w:t>
+        <w:t>Ing. [[PERSON_28]]</w:t>
       </w:r>
     </w:p>
     <w:p>
@@ -941,12 +941,12 @@
     </w:p>
     <w:p>
       <w:r>
-        <w:t>- Ing. [[PERSON_23]] ([[EMAIL_5]])</w:t>
-      </w:r>
-    </w:p>
-    <w:p>
-      <w:r>
-        <w:t>- Mgr. [[PERSON_17]] ([[EMAIL_6]])</w:t>
+        <w:t>- Ing. [[PERSON_24]] ([[EMAIL_5]])</w:t>
+      </w:r>
+    </w:p>
+    <w:p>
+      <w:r>
+        <w:t>- Mgr. [[PERSON_25]] ([[EMAIL_6]])</w:t>
       </w:r>
     </w:p>
     <w:p>
@@ -987,7 +987,7 @@
     </w:p>
     <w:p>
       <w:r>
-        <w:t>CloudTech s.r.o. • [[ADDRESS_9]] • [[ICO_3]]</w:t>
+        <w:t>CloudTech s.r.o. • [[ADDRESS_12]] • [[ICO_3]]</w:t>
       </w:r>
     </w:p>
     <w:p>
@@ -1099,7 +1099,7 @@
           </w:p>
           <w:p>
             <w:r>
-              <w:t>Bc. [[PERSON_47]]</w:t>
+              <w:t>Bc. [[PERSON_51]]</w:t>
             </w:r>
           </w:p>
         </w:tc>
@@ -1173,12 +1173,12 @@
           </w:p>
           <w:p>
             <w:r>
-              <w:t>[[PERSON_47]] 47</w:t>
-            </w:r>
-          </w:p>
-          <w:p>
-            <w:r>
-              <w:t xml:space="preserve">150 00 Praha 5</w:t>
+              <w:t>[[PERSON_51]] 47</w:t>
+            </w:r>
+          </w:p>
+          <w:p>
+            <w:r>
+              <w:t>150 00 [[ADDRESS_16]]</w:t>
             </w:r>
           </w:p>
         </w:tc>
@@ -1502,12 +1502,12 @@
     </w:p>
     <w:p>
       <w:r>
-        <w:t>Nadřízený: Ing. [[PERSON_26]]</w:t>
-      </w:r>
-    </w:p>
-    <w:p>
-      <w:r>
-        <w:t>Schválil: Mgr. [[PERSON_27]] (HR Manager)</w:t>
+        <w:t>Nadřízený: Ing. [[PERSON_29]]</w:t>
+      </w:r>
+    </w:p>
+    <w:p>
+      <w:r>
+        <w:t>Schválil: Mgr. [[PERSON_30]] (HR Manager)</w:t>
       </w:r>
     </w:p>
     <w:p>
@@ -1596,12 +1596,12 @@
           </w:p>
           <w:p>
             <w:r>
-              <w:t>[[PERSON_35]] sady 28</w:t>
-            </w:r>
-          </w:p>
-          <w:p>
-            <w:r>
-              <w:t xml:space="preserve">602 00 Brno</w:t>
+              <w:t>[[PERSON_38]] sady 28</w:t>
+            </w:r>
+          </w:p>
+          <w:p>
+            <w:r>
+              <w:t>602 00 [[ADDRESS_17]]</w:t>
             </w:r>
           </w:p>
           <w:p>
@@ -1626,7 +1626,7 @@
           </w:p>
           <w:p>
             <w:r>
-              <w:t>Jednatel: Ing. [[PERSON_29]]</w:t>
+              <w:t>Jednatel: Ing. [[PERSON_32]]</w:t>
             </w:r>
           </w:p>
           <w:p>
@@ -1682,12 +1682,12 @@
           </w:p>
           <w:p>
             <w:r>
-              <w:t>[[PERSON_30]] 158</w:t>
-            </w:r>
-          </w:p>
-          <w:p>
-            <w:r>
-              <w:t xml:space="preserve">612 00 Brno</w:t>
+              <w:t>[[PERSON_33]] 158</w:t>
+            </w:r>
+          </w:p>
+          <w:p>
+            <w:r>
+              <w:t>612 00 [[ADDRESS_17]]</w:t>
             </w:r>
           </w:p>
           <w:p>
@@ -1712,7 +1712,7 @@
           </w:p>
           <w:p>
             <w:r>
-              <w:t>Kontaktní osoba: Mgr. [[PERSON_48]]</w:t>
+              <w:t>Kontaktní osoba: Mgr. [[PERSON_52]]</w:t>
             </w:r>
           </w:p>
           <w:p>
@@ -2292,7 +2292,7 @@
     </w:p>
     <w:p>
       <w:r>
-        <w:t>Projekt vypracoval: Bc. [[PERSON_28]] (grafický designér)</w:t>
+        <w:t>Projekt vypracoval: Bc. [[PERSON_31]] (grafický designér)</w:t>
       </w:r>
     </w:p>
     <w:p>
@@ -2312,7 +2312,7 @@
     </w:p>
     <w:p>
       <w:r>
-        <w:t>Ing. [[PERSON_29]]</w:t>
+        <w:t>Ing. [[PERSON_32]]</w:t>
       </w:r>
     </w:p>
     <w:p>
@@ -2353,22 +2353,22 @@
     </w:p>
     <w:p>
       <w:r>
-        <w:t>Od: Mgr. [[PERSON_30]] &lt;[[EMAIL_7]]&gt;</w:t>
-      </w:r>
-    </w:p>
-    <w:p>
-      <w:r>
-        <w:t>Komu: Ing. [[PERSON_31]] &lt;[[EMAIL_8]]&gt;</w:t>
-      </w:r>
-    </w:p>
-    <w:p>
-      <w:r>
-        <w:t>Kopie (CC): Bc. [[PERSON_32]] &lt;[[EMAIL_9]]&gt;; Mgr. [[PERSON_33]] &lt;[[EMAIL_10]]&gt;</w:t>
-      </w:r>
-    </w:p>
-    <w:p>
-      <w:r>
-        <w:t>Skrytá kopie (BCC): Ing. [[PERSON_34]] &lt;[[EMAIL_11]]&gt;</w:t>
+        <w:t>Od: Mgr. [[PERSON_33]] &lt;[[EMAIL_7]]&gt;</w:t>
+      </w:r>
+    </w:p>
+    <w:p>
+      <w:r>
+        <w:t>Komu: Ing. [[PERSON_34]] &lt;[[EMAIL_8]]&gt;</w:t>
+      </w:r>
+    </w:p>
+    <w:p>
+      <w:r>
+        <w:t>Kopie (CC): Bc. [[PERSON_35]] &lt;[[EMAIL_9]]&gt;; Mgr. [[PERSON_36]] &lt;[[EMAIL_10]]&gt;</w:t>
+      </w:r>
+    </w:p>
+    <w:p>
+      <w:r>
+        <w:t>Skrytá kopie (BCC): Ing. [[PERSON_37]] &lt;[[EMAIL_11]]&gt;</w:t>
       </w:r>
     </w:p>
     <w:p>
@@ -2388,47 +2388,47 @@
     </w:p>
     <w:p>
       <w:r>
-        <w:t>Dobrý den [[PERSON_25]],</w:t>
-      </w:r>
-    </w:p>
-    <w:p>
-      <w:r>
-        <w:t xml:space="preserve"/>
-      </w:r>
-    </w:p>
-    <w:p>
-      <w:r>
-        <w:t>píšu Ti ve věci včerejšího incidentu s klientem [[PERSON_10]] Invest s.r.o. Pan [[PERSON_12]] (jednatel, [[PHONE_10]], email: [[EMAIL_12]]) se včera obrátil přímo na našeho CEO Ing. [[PERSON_35]] s stížností na váš tým.</w:t>
-      </w:r>
-    </w:p>
-    <w:p>
-      <w:r>
-        <w:t xml:space="preserve"/>
-      </w:r>
-    </w:p>
-    <w:p>
-      <w:r>
-        <w:t>Podle pana [[PERSON_10]] došlo k chybě při implementaci, kterou provedl váš kolega Bc. [[PERSON_36]]. Pan [[PERSON_10]] tvrdí, že byl [[PERSON_36]] ujištěn o termínu [[DATE_19]], který nebyl dodržen.</w:t>
-      </w:r>
-    </w:p>
-    <w:p>
-      <w:r>
-        <w:t xml:space="preserve"/>
-      </w:r>
-    </w:p>
-    <w:p>
-      <w:r>
-        <w:t>Kopii tohoto emailu posílám [[PERSON_32]] (Account Manager pro [[PERSON_10]] Invest) a [[PERSON_33]] (vedoucí implementačního týmu). Prosím [[PERSON_25]], aby ses spojil s [[PERSON_36]] a vyjasnili, co se přesně stalo.</w:t>
-      </w:r>
-    </w:p>
-    <w:p>
-      <w:r>
-        <w:t xml:space="preserve"/>
-      </w:r>
-    </w:p>
-    <w:p>
-      <w:r>
-        <w:t>Také jsem informovala [[PERSON_34]] (CCO), který bude situaci sledovat.</w:t>
+        <w:t>Dobrý den [[PERSON_28]],</w:t>
+      </w:r>
+    </w:p>
+    <w:p>
+      <w:r>
+        <w:t xml:space="preserve"/>
+      </w:r>
+    </w:p>
+    <w:p>
+      <w:r>
+        <w:t>píšu Ti ve věci včerejšího incidentu s klientem [[PERSON_10]] Invest s.r.o. Pan [[PERSON_12]] (jednatel, [[PHONE_10]], email: [[EMAIL_12]]) se včera obrátil přímo na našeho CEO Ing. [[PERSON_38]] s stížností na váš tým.</w:t>
+      </w:r>
+    </w:p>
+    <w:p>
+      <w:r>
+        <w:t xml:space="preserve"/>
+      </w:r>
+    </w:p>
+    <w:p>
+      <w:r>
+        <w:t>Podle pana [[PERSON_10]] došlo k chybě při implementaci, kterou provedl váš kolega Bc. [[PERSON_39]]. Pan [[PERSON_10]] tvrdí, že byl [[PERSON_39]] ujištěn o termínu [[DATE_19]], který nebyl dodržen.</w:t>
+      </w:r>
+    </w:p>
+    <w:p>
+      <w:r>
+        <w:t xml:space="preserve"/>
+      </w:r>
+    </w:p>
+    <w:p>
+      <w:r>
+        <w:t>Kopii tohoto emailu posílám [[PERSON_35]] (Account Manager pro [[PERSON_10]] Invest) a [[PERSON_36]] (vedoucí implementačního týmu). Prosím [[PERSON_28]], aby ses spojil s [[PERSON_39]] a vyjasnili, co se přesně stalo.</w:t>
+      </w:r>
+    </w:p>
+    <w:p>
+      <w:r>
+        <w:t xml:space="preserve"/>
+      </w:r>
+    </w:p>
+    <w:p>
+      <w:r>
+        <w:t>Také jsem informovala [[PERSON_37]] (CCO), který bude situaci sledovat.</w:t>
       </w:r>
     </w:p>
     <w:p>
@@ -2448,7 +2448,7 @@
     </w:p>
     <w:p>
       <w:r>
-        <w:t>- Ing. [[PERSON_37]] (IT manažerka, dcera jednatele) -[[PHONE_11]]</w:t>
+        <w:t>- Ing. [[PERSON_40]] (IT manažerka, dcera jednatele) -[[PHONE_11]]</w:t>
       </w:r>
     </w:p>
     <w:p>
@@ -2473,7 +2473,7 @@
     </w:p>
     <w:p>
       <w:r>
-        <w:t>[[PERSON_11]]</w:t>
+        <w:t>[[PERSON_8]]</w:t>
       </w:r>
     </w:p>
     <w:p>
@@ -2488,12 +2488,12 @@
     </w:p>
     <w:p>
       <w:r>
-        <w:t>Mgr. [[PERSON_30]]</w:t>
-      </w:r>
-    </w:p>
-    <w:p>
-      <w:r>
-        <w:t xml:space="preserve">Customer Success Manager</w:t>
+        <w:t>Mgr. [[PERSON_33]]</w:t>
+      </w:r>
+    </w:p>
+    <w:p>
+      <w:r>
+        <w:t>Customer</w:t>
       </w:r>
     </w:p>
     <w:p>
@@ -2508,7 +2508,7 @@
     </w:p>
     <w:p>
       <w:r>
-        <w:t>Web: www.techcorp.cz | [[LINKEDIN_1]]</w:t>
+        <w:t>Web: www.techcorp.cz | LinkedIn: linkedin.com/in/[[PERSON_8]]-horakova</w:t>
       </w:r>
     </w:p>
     <w:p>
@@ -2549,7 +2549,7 @@
     </w:p>
     <w:p>
       <w:r>
-        <w:t>[[ADDRESS_10]]</w:t>
+        <w:t>[[ADDRESS_13]]</w:t>
       </w:r>
     </w:p>
     <w:p>
@@ -2607,7 +2607,7 @@
     </w:p>
     <w:p>
       <w:r>
-        <w:t>Jméno: [[PERSON_38]]</w:t>
+        <w:t>Jméno: [[PERSON_42]]</w:t>
       </w:r>
     </w:p>
     <w:p>
@@ -2627,7 +2627,7 @@
     </w:p>
     <w:p>
       <w:r>
-        <w:t>[[ADDRESS_11]]</w:t>
+        <w:t>[[ADDRESS_14]]</w:t>
       </w:r>
     </w:p>
     <w:p>
@@ -2637,7 +2637,7 @@
     </w:p>
     <w:p>
       <w:r>
-        <w:t>Kontakt v případě nouze: [[PERSON_39]] (manželka), [[PHONE_14]]</w:t>
+        <w:t>Kontakt v případě nouze: [[PERSON_43]] (manželka), [[PHONE_14]]</w:t>
       </w:r>
     </w:p>
     <w:p>
@@ -2656,7 +2656,7 @@
     </w:p>
     <w:p>
       <w:r>
-        <w:t>Pan [[PERSON_38]] utrpěl poranění pravé ruky při obsluze lisovacího stroje. K incidentu došlo v 13:45, když [[PERSON_38]] prováděl rutinní údržbu stroje bez řádného vypnutí podle bezpečnostních předpisů.</w:t>
+        <w:t>Pan [[PERSON_42]] utrpěl poranění pravé ruky při obsluze lisovacího stroje. K incidentu došlo v 13:45, když [[PERSON_42]] prováděl rutinní údržbu stroje bez řádného vypnutí podle bezpečnostních předpisů.</w:t>
       </w:r>
     </w:p>
     <w:p>
@@ -2684,7 +2684,7 @@
     </w:p>
     <w:p>
       <w:r>
-        <w:t>Jméno: Bc. [[PERSON_40]]</w:t>
+        <w:t>Jméno: Bc. [[PERSON_44]]</w:t>
       </w:r>
     </w:p>
     <w:p>
@@ -2704,7 +2704,7 @@
     </w:p>
     <w:p>
       <w:r>
-        <w:t>Výpověď: "Slyšel jsem křik pana [[PERSON_38]] a okamžitě jsem zastavil linku nouzovým tlačítkem. [[PERSON_38]] byl bledý a držel se za ruku."</w:t>
+        <w:t>Výpověď: "Slyšel jsem křik pana [[PERSON_42]] a okamžitě jsem zastavil linku nouzovým tlačítkem. [[PERSON_42]] byl bledý a držel se za ruku."</w:t>
       </w:r>
     </w:p>
     <w:p>
@@ -2723,7 +2723,7 @@
     </w:p>
     <w:p>
       <w:r>
-        <w:t>Jméno: [[PERSON_41]]</w:t>
+        <w:t>Jméno: [[PERSON_45]]</w:t>
       </w:r>
     </w:p>
     <w:p>
@@ -2743,7 +2743,7 @@
     </w:p>
     <w:p>
       <w:r>
-        <w:t>Výpověď: "Viděla jsem, jak [[PERSON_38]] zasahuje do stroje. Křikla jsem na něj, ale bylo už pozdě. Pan [[PERSON_40]] okamžitě přivolal zdravotníka."</w:t>
+        <w:t>Výpověď: "Viděla jsem, jak [[PERSON_42]] zasahuje do stroje. Křikla jsem na něj, ale bylo už pozdě. Pan [[PERSON_44]] okamžitě přivolal zdravotníka."</w:t>
       </w:r>
     </w:p>
     <w:p>
@@ -2762,27 +2762,27 @@
     </w:p>
     <w:p>
       <w:r>
-        <w:t>13:46 - Mistr směny [[PERSON_40]] zastavil výrobu a přivolal firemního zdravotníka</w:t>
-      </w:r>
-    </w:p>
-    <w:p>
-      <w:r>
-        <w:t>13:48 - Příjezd zdravotníka Mgr. [[PERSON_42]] na místo</w:t>
-      </w:r>
-    </w:p>
-    <w:p>
-      <w:r>
-        <w:t>13:52 - Přivolána RZP operátorkou linky [[PERSON_41]]</w:t>
-      </w:r>
-    </w:p>
-    <w:p>
-      <w:r>
-        <w:t>14:05 - Odvoz pana [[PERSON_38]] do Fakultní nemocnice Ostrava</w:t>
-      </w:r>
-    </w:p>
-    <w:p>
-      <w:r>
-        <w:t>14:15 - Informována manželka [[PERSON_39]] mistrem [[PERSON_40]]</w:t>
+        <w:t>13:46 - Mistr směny [[PERSON_44]] zastavil výrobu a přivolal firemního zdravotníka</w:t>
+      </w:r>
+    </w:p>
+    <w:p>
+      <w:r>
+        <w:t>13:48 - Příjezd zdravotníka Mgr. [[PERSON_46]] na místo</w:t>
+      </w:r>
+    </w:p>
+    <w:p>
+      <w:r>
+        <w:t>13:52 - Přivolána RZP operátorkou linky [[PERSON_45]]</w:t>
+      </w:r>
+    </w:p>
+    <w:p>
+      <w:r>
+        <w:t>14:05 - Odvoz pana [[PERSON_42]] do Fakultní nemocnice [[ADDRESS_15]]</w:t>
+      </w:r>
+    </w:p>
+    <w:p>
+      <w:r>
+        <w:t>14:15 - Informována manželka [[PERSON_43]] mistrem [[PERSON_44]]</w:t>
       </w:r>
     </w:p>
     <w:p>
@@ -2801,7 +2801,7 @@
     </w:p>
     <w:p>
       <w:r>
-        <w:t>Ošetřující lékař: MUDr. [[PERSON_43]], Traumatologické odd., FN Ostrava</w:t>
+        <w:t>Ošetřující lékař: MUDr. [[PERSON_47]], Traumatologické odd., FN [[ADDRESS_15]]</w:t>
       </w:r>
     </w:p>
     <w:p>
@@ -2830,12 +2830,12 @@
     </w:p>
     <w:p>
       <w:r>
-        <w:t>Vedoucí vyšetřování: Ing. [[PERSON_44]] (bezpečnostní manažer)</w:t>
-      </w:r>
-    </w:p>
-    <w:p>
-      <w:r>
-        <w:t>Členové: Bc. [[PERSON_40]] (mistr), Mgr. [[PERSON_45]] (HR)</w:t>
+        <w:t>Vedoucí vyšetřování: Ing. [[PERSON_48]] (bezpečnostní manažer)</w:t>
+      </w:r>
+    </w:p>
+    <w:p>
+      <w:r>
+        <w:t>Členové: Bc. [[PERSON_44]] (mistr), Mgr. [[PERSON_49]] (HR)</w:t>
       </w:r>
     </w:p>
     <w:p>
@@ -2854,17 +2854,17 @@
     </w:p>
     <w:p>
       <w:r>
-        <w:t>Pan [[PERSON_38]] nedodržel bezpečnostní předpisy BOZP-2024-15. Mistr směny [[PERSON_40]] a operátorka [[PERSON_41]] reagovali podle krizového plánu správně.</w:t>
-      </w:r>
-    </w:p>
-    <w:p>
-      <w:r>
-        <w:t xml:space="preserve"/>
-      </w:r>
-    </w:p>
-    <w:p>
-      <w:r>
-        <w:t>Protokol vyhotovil: Ing. [[PERSON_44]]</w:t>
+        <w:t>Pan [[PERSON_42]] nedodržel bezpečnostní předpisy BOZP-2024-15. Mistr směny [[PERSON_44]] a operátorka [[PERSON_45]] reagovali podle krizového plánu správně.</w:t>
+      </w:r>
+    </w:p>
+    <w:p>
+      <w:r>
+        <w:t xml:space="preserve"/>
+      </w:r>
+    </w:p>
+    <w:p>
+      <w:r>
+        <w:t>Protokol vyhotovil: Ing. [[PERSON_48]]</w:t>
       </w:r>
     </w:p>
     <w:p>
@@ -2879,17 +2879,17 @@
     </w:p>
     <w:p>
       <w:r>
-        <w:t xml:space="preserve">_______________________        _______________________</w:t>
-      </w:r>
-    </w:p>
-    <w:p>
-      <w:r>
-        <w:t>Ing. [[PERSON_44]]               Ing. [[PERSON_46]]</w:t>
-      </w:r>
-    </w:p>
-    <w:p>
-      <w:r>
-        <w:t xml:space="preserve">Bezpečnostní manažer           Provozní ředitel</w:t>
+        <w:t>_______________________ _______________________</w:t>
+      </w:r>
+    </w:p>
+    <w:p>
+      <w:r>
+        <w:t>Ing. [[PERSON_48]] Ing. [[PERSON_50]]</w:t>
+      </w:r>
+    </w:p>
+    <w:p>
+      <w:r>
+        <w:t>Bezpečnostní manažer Provozní ředitel</w:t>
       </w:r>
     </w:p>
     <w:sectPr>

--- a/test_data/smlouva12_anon.docx
+++ b/test_data/smlouva12_anon.docx
@@ -52,7 +52,7 @@
     </w:p>
     <w:p>
       <w:r>
-        <w:t>Všeobecná fakultní nemocnice [[ADDRESS_1]]</w:t>
+        <w:t xml:space="preserve">Všeobecná fakultní nemocnice v Praze</w:t>
       </w:r>
     </w:p>
     <w:p>
@@ -62,7 +62,7 @@
     </w:p>
     <w:p>
       <w:r>
-        <w:t>[[ADDRESS_2]]</w:t>
+        <w:t>U [[ADDRESS_1]]</w:t>
       </w:r>
     </w:p>
     <w:p>
@@ -231,7 +231,7 @@
     </w:p>
     <w:p>
       <w:r>
-        <w:t>Kontrola u praktického lékaře (MUDr. [[PERSON_9]], [[ADDRESS_4]]) za 14 dní. Pan [[PERSON_1]] byl poučen manželkou [[PERSON_2]] o nutnosti dodržování léčebného režimu.</w:t>
+        <w:t>Kontrola u praktického lékaře (MUDr. [[PERSON_9]], [[ADDRESS_3]]) za 14 dní. Pan [[PERSON_1]] byl poučen manželkou [[PERSON_2]] o nutnosti dodržování léčebného režimu.</w:t>
       </w:r>
     </w:p>
     <w:p>
@@ -331,7 +331,7 @@
     </w:p>
     <w:p>
       <w:r>
-        <w:t>[[ADDRESS_5]]</w:t>
+        <w:t>[[ADDRESS_4]]</w:t>
       </w:r>
     </w:p>
     <w:p>
@@ -497,7 +497,7 @@
     </w:p>
     <w:p>
       <w:r>
-        <w:t>Pobočka [[ADDRESS_6]]</w:t>
+        <w:t xml:space="preserve">Pobočka Praha - Karlín</w:t>
       </w:r>
     </w:p>
     <w:p>
@@ -541,7 +541,7 @@
     </w:p>
     <w:p>
       <w:r>
-        <w:t>[[ADDRESS_7]]</w:t>
+        <w:t>[[ADDRESS_6]]</w:t>
       </w:r>
     </w:p>
     <w:p>
@@ -585,7 +585,7 @@
     </w:p>
     <w:p>
       <w:r>
-        <w:t>Jméno: [[PERSON_18]] (rozená [[PERSON_17]])</w:t>
+        <w:t>Jméno: [[PERSON_17]] (rozená [[PERSON_24]])</w:t>
       </w:r>
     </w:p>
     <w:p>
@@ -600,7 +600,7 @@
     </w:p>
     <w:p>
       <w:r>
-        <w:t>[[ADDRESS_7]] (společná s manželem)</w:t>
+        <w:t>[[ADDRESS_6]] (společná s manželem)</w:t>
       </w:r>
     </w:p>
     <w:p>
@@ -639,7 +639,7 @@
     </w:p>
     <w:p>
       <w:r>
-        <w:t>Jméno: [[PERSON_19]] (otec žadatele)</w:t>
+        <w:t>Jméno: [[PERSON_18]] (otec žadatele)</w:t>
       </w:r>
     </w:p>
     <w:p>
@@ -649,7 +649,7 @@
     </w:p>
     <w:p>
       <w:r>
-        <w:t>[[ADDRESS_8]]</w:t>
+        <w:t>[[ADDRESS_6]]</w:t>
       </w:r>
     </w:p>
     <w:p>
@@ -676,7 +676,7 @@
     </w:p>
     <w:p>
       <w:r>
-        <w:t>Účel: Koupi bytu 4+1 [[ADDRESS_9]]</w:t>
+        <w:t>Účel: Koupi bytu 4+1 [[ADDRESS_7]]</w:t>
       </w:r>
     </w:p>
     <w:p>
@@ -695,22 +695,22 @@
     </w:p>
     <w:p>
       <w:r>
-        <w:t>Pan [[PERSON_16]] i paní [[PERSON_18]] jsou klienty ČS od roku 2015. Mají vedeny běžné účty a spořicí účty. Dosavadní platební morálka je bezproblémová. Otec žadatele, [[PERSON_19]], vlastní nemovitost v hodnotě cca 8 mil. Kč bez zástavního práva.</w:t>
-      </w:r>
-    </w:p>
-    <w:p>
-      <w:r>
-        <w:t xml:space="preserve"/>
-      </w:r>
-    </w:p>
-    <w:p>
-      <w:r>
-        <w:t>Zpracoval: Bc. [[PERSON_20]], hypoteční specialista</w:t>
-      </w:r>
-    </w:p>
-    <w:p>
-      <w:r>
-        <w:t>Schválil: Ing. [[PERSON_21]], vedoucí pobočky</w:t>
+        <w:t>Pan [[PERSON_16]] i paní [[PERSON_17]] jsou klienty ČS od roku 2015. Mají vedeny běžné účty a spořicí účty. Dosavadní platební morálka je bezproblémová. Otec žadatele, [[PERSON_18]], vlastní nemovitost v hodnotě cca 8 mil. Kč bez zástavního práva.</w:t>
+      </w:r>
+    </w:p>
+    <w:p>
+      <w:r>
+        <w:t xml:space="preserve"/>
+      </w:r>
+    </w:p>
+    <w:p>
+      <w:r>
+        <w:t>Zpracoval: Bc. [[PERSON_19]], hypoteční specialista</w:t>
+      </w:r>
+    </w:p>
+    <w:p>
+      <w:r>
+        <w:t>Schválil: Ing. [[PERSON_20]], vedoucí pobočky</w:t>
       </w:r>
     </w:p>
     <w:p>
@@ -735,7 +735,7 @@
     </w:p>
     <w:p>
       <w:r>
-        <w:t>[[PERSON_16]] [[PERSON_18]]</w:t>
+        <w:t>[[PERSON_16]] [[PERSON_17]]</w:t>
       </w:r>
     </w:p>
     <w:p>
@@ -776,7 +776,7 @@
     </w:p>
     <w:p>
       <w:r>
-        <w:t>[[ADDRESS_10]]</w:t>
+        <w:t>[[ADDRESS_8]]</w:t>
       </w:r>
     </w:p>
     <w:p>
@@ -794,7 +794,7 @@
         <w:jc w:val="right"/>
       </w:pPr>
       <w:r>
-        <w:t>[[ADDRESS_1]] dne [[DATE_13]]</w:t>
+        <w:t>V Praze dne [[DATE_13]]</w:t>
       </w:r>
     </w:p>
     <w:p>
@@ -813,12 +813,12 @@
     </w:p>
     <w:p>
       <w:r>
-        <w:t>[[PERSON_22]]</w:t>
-      </w:r>
-    </w:p>
-    <w:p>
-      <w:r>
-        <w:t>Bytem: [[ADDRESS_11]]</w:t>
+        <w:t>[[PERSON_21]]</w:t>
+      </w:r>
+    </w:p>
+    <w:p>
+      <w:r>
+        <w:t>Bytem: [[ADDRESS_9]]</w:t>
       </w:r>
     </w:p>
     <w:p>
@@ -847,7 +847,7 @@
     </w:p>
     <w:p>
       <w:r>
-        <w:t>Vážený pane [[PERSON_22]],</w:t>
+        <w:t>Vážený pane [[PERSON_21]],</w:t>
       </w:r>
     </w:p>
     <w:p>
@@ -867,7 +867,7 @@
     </w:p>
     <w:p>
       <w:r>
-        <w:t>Vaše pozice Senior Developer v týmu vedeném Ing. [[PERSON_23]] bude ke dni [[DATE_14]] zrušena. Pan [[PERSON_22]] byl o této skutečnosti informován na schůzce dne [[DATE_5]] za přítomnosti přímého nadřízeného (Ing. [[PERSON_24]]) a personální ředitelky (Mgr. [[PERSON_25]]).</w:t>
+        <w:t>Vaše pozice Senior Developer v týmu vedeném Ing. [[PERSON_22]] bude ke dni [[DATE_14]] zrušena. Pan [[PERSON_21]] byl o této skutečnosti informován na schůzce dne [[DATE_5]] za přítomnosti přímého nadřízeného (Ing. [[PERSON_23]]) a personální ředitelky (Mgr. [[PERSON_24]]).</w:t>
       </w:r>
     </w:p>
     <w:p>
@@ -892,7 +892,7 @@
     </w:p>
     <w:p>
       <w:r>
-        <w:t>Doporučujeme panu [[PERSON_22]], aby se obrátil na náš Career (kontaktní osoba: Bc. [[PERSON_26]], [[PHONE_9]], email: [[EMAIL_4]]).</w:t>
+        <w:t>Doporučujeme panu [[PERSON_21]], aby se obrátil na náš Career (kontaktní osoba: Bc. [[PERSON_25]], [[PHONE_12]], email: [[EMAIL_4]]).</w:t>
       </w:r>
     </w:p>
     <w:p>
@@ -917,7 +917,7 @@
     </w:p>
     <w:p>
       <w:r>
-        <w:t>Ing. [[PERSON_28]]</w:t>
+        <w:t>Ing. [[PERSON_27]]</w:t>
       </w:r>
     </w:p>
     <w:p>
@@ -941,17 +941,17 @@
     </w:p>
     <w:p>
       <w:r>
-        <w:t>- Ing. [[PERSON_24]] ([[EMAIL_5]])</w:t>
-      </w:r>
-    </w:p>
-    <w:p>
-      <w:r>
-        <w:t>- Mgr. [[PERSON_25]] ([[EMAIL_6]])</w:t>
-      </w:r>
-    </w:p>
-    <w:p>
-      <w:r>
-        <w:t>- Personální spis [[PERSON_22]]</w:t>
+        <w:t>- Ing. [[PERSON_23]] ([[EMAIL_5]])</w:t>
+      </w:r>
+    </w:p>
+    <w:p>
+      <w:r>
+        <w:t>- Mgr. [[PERSON_24]] ([[EMAIL_6]])</w:t>
+      </w:r>
+    </w:p>
+    <w:p>
+      <w:r>
+        <w:t>- Personální spis [[PERSON_21]]</w:t>
       </w:r>
     </w:p>
     <w:p>
@@ -987,7 +987,7 @@
     </w:p>
     <w:p>
       <w:r>
-        <w:t>CloudTech s.r.o. • [[ADDRESS_12]] • [[ICO_3]]</w:t>
+        <w:t>CloudTech s.r.o. • [[ADDRESS_10]] • [[ICO_3]]</w:t>
       </w:r>
     </w:p>
     <w:p>
@@ -1099,7 +1099,7 @@
           </w:p>
           <w:p>
             <w:r>
-              <w:t>Bc. [[PERSON_51]]</w:t>
+              <w:t>Bc. [[PERSON_50]]</w:t>
             </w:r>
           </w:p>
         </w:tc>
@@ -1173,12 +1173,12 @@
           </w:p>
           <w:p>
             <w:r>
-              <w:t>[[PERSON_51]] 47</w:t>
-            </w:r>
-          </w:p>
-          <w:p>
-            <w:r>
-              <w:t>150 00 [[ADDRESS_16]]</w:t>
+              <w:t>[[PERSON_50]] 47</w:t>
+            </w:r>
+          </w:p>
+          <w:p>
+            <w:r>
+              <w:t>[[ADDRESS_13]]</w:t>
             </w:r>
           </w:p>
         </w:tc>
@@ -1502,12 +1502,12 @@
     </w:p>
     <w:p>
       <w:r>
-        <w:t>Nadřízený: Ing. [[PERSON_29]]</w:t>
-      </w:r>
-    </w:p>
-    <w:p>
-      <w:r>
-        <w:t>Schválil: Mgr. [[PERSON_30]] (HR Manager)</w:t>
+        <w:t>Nadřízený: Ing. [[PERSON_28]]</w:t>
+      </w:r>
+    </w:p>
+    <w:p>
+      <w:r>
+        <w:t>Schválil: Mgr. [[PERSON_29]] (HR Manager)</w:t>
       </w:r>
     </w:p>
     <w:p>
@@ -1591,17 +1591,17 @@
           </w:p>
           <w:p>
             <w:r>
-              <w:t>[[PERSON_21]] Design Studio s.r.o.</w:t>
-            </w:r>
-          </w:p>
-          <w:p>
-            <w:r>
-              <w:t>[[PERSON_38]] sady 28</w:t>
-            </w:r>
-          </w:p>
-          <w:p>
-            <w:r>
-              <w:t>602 00 [[ADDRESS_17]]</w:t>
+              <w:t>[[PERSON_20]] Design Studio s.r.o.</w:t>
+            </w:r>
+          </w:p>
+          <w:p>
+            <w:r>
+              <w:t>[[PERSON_37]] sady 28</w:t>
+            </w:r>
+          </w:p>
+          <w:p>
+            <w:r>
+              <w:t>[[ADDRESS_7]]</w:t>
             </w:r>
           </w:p>
           <w:p>
@@ -1626,7 +1626,7 @@
           </w:p>
           <w:p>
             <w:r>
-              <w:t>Jednatel: Ing. [[PERSON_32]]</w:t>
+              <w:t>Jednatel: Ing. [[PERSON_31]]</w:t>
             </w:r>
           </w:p>
           <w:p>
@@ -1673,21 +1673,17 @@
           </w:p>
           <w:p>
             <w:r>
-              <w:rPr>
-                <w:b/>
-                <w:bCs/>
-              </w:rPr>
-              <w:t xml:space="preserve">Firma Horák &amp; Partners s.r.o.</w:t>
-            </w:r>
-          </w:p>
-          <w:p>
-            <w:r>
-              <w:t>[[PERSON_33]] 158</w:t>
-            </w:r>
-          </w:p>
-          <w:p>
-            <w:r>
-              <w:t>612 00 [[ADDRESS_17]]</w:t>
+              <w:t>Firma [[PERSON_51]] &amp; Partners s.r.o.</w:t>
+            </w:r>
+          </w:p>
+          <w:p>
+            <w:r>
+              <w:t>[[PERSON_32]] 158</w:t>
+            </w:r>
+          </w:p>
+          <w:p>
+            <w:r>
+              <w:t>[[ADDRESS_7]]</w:t>
             </w:r>
           </w:p>
           <w:p>
@@ -1712,7 +1708,7 @@
           </w:p>
           <w:p>
             <w:r>
-              <w:t>Kontaktní osoba: Mgr. [[PERSON_52]]</w:t>
+              <w:t>Kontaktní osoba: Mgr. [[PERSON_51]]</w:t>
             </w:r>
           </w:p>
           <w:p>
@@ -2292,7 +2288,7 @@
     </w:p>
     <w:p>
       <w:r>
-        <w:t>Projekt vypracoval: Bc. [[PERSON_31]] (grafický designér)</w:t>
+        <w:t>Projekt vypracoval: Bc. [[PERSON_30]] (grafický designér)</w:t>
       </w:r>
     </w:p>
     <w:p>
@@ -2312,7 +2308,7 @@
     </w:p>
     <w:p>
       <w:r>
-        <w:t>Ing. [[PERSON_32]]</w:t>
+        <w:t>Ing. [[PERSON_31]]</w:t>
       </w:r>
     </w:p>
     <w:p>
@@ -2353,22 +2349,22 @@
     </w:p>
     <w:p>
       <w:r>
-        <w:t>Od: Mgr. [[PERSON_33]] &lt;[[EMAIL_7]]&gt;</w:t>
-      </w:r>
-    </w:p>
-    <w:p>
-      <w:r>
-        <w:t>Komu: Ing. [[PERSON_34]] &lt;[[EMAIL_8]]&gt;</w:t>
-      </w:r>
-    </w:p>
-    <w:p>
-      <w:r>
-        <w:t>Kopie (CC): Bc. [[PERSON_35]] &lt;[[EMAIL_9]]&gt;; Mgr. [[PERSON_36]] &lt;[[EMAIL_10]]&gt;</w:t>
-      </w:r>
-    </w:p>
-    <w:p>
-      <w:r>
-        <w:t>Skrytá kopie (BCC): Ing. [[PERSON_37]] &lt;[[EMAIL_11]]&gt;</w:t>
+        <w:t>Od: Mgr. [[PERSON_32]] &lt;[[EMAIL_7]]&gt;</w:t>
+      </w:r>
+    </w:p>
+    <w:p>
+      <w:r>
+        <w:t>Komu: Ing. [[PERSON_33]] &lt;[[EMAIL_8]]&gt;</w:t>
+      </w:r>
+    </w:p>
+    <w:p>
+      <w:r>
+        <w:t>Kopie (CC): Bc. [[PERSON_34]] &lt;[[EMAIL_9]]&gt;; Mgr. [[PERSON_35]] &lt;[[EMAIL_10]]&gt;</w:t>
+      </w:r>
+    </w:p>
+    <w:p>
+      <w:r>
+        <w:t>Skrytá kopie (BCC): Ing. [[PERSON_36]] &lt;[[EMAIL_11]]&gt;</w:t>
       </w:r>
     </w:p>
     <w:p>
@@ -2388,47 +2384,47 @@
     </w:p>
     <w:p>
       <w:r>
-        <w:t>Dobrý den [[PERSON_28]],</w:t>
-      </w:r>
-    </w:p>
-    <w:p>
-      <w:r>
-        <w:t xml:space="preserve"/>
-      </w:r>
-    </w:p>
-    <w:p>
-      <w:r>
-        <w:t>píšu Ti ve věci včerejšího incidentu s klientem [[PERSON_10]] Invest s.r.o. Pan [[PERSON_12]] (jednatel, [[PHONE_10]], email: [[EMAIL_12]]) se včera obrátil přímo na našeho CEO Ing. [[PERSON_38]] s stížností na váš tým.</w:t>
-      </w:r>
-    </w:p>
-    <w:p>
-      <w:r>
-        <w:t xml:space="preserve"/>
-      </w:r>
-    </w:p>
-    <w:p>
-      <w:r>
-        <w:t>Podle pana [[PERSON_10]] došlo k chybě při implementaci, kterou provedl váš kolega Bc. [[PERSON_39]]. Pan [[PERSON_10]] tvrdí, že byl [[PERSON_39]] ujištěn o termínu [[DATE_19]], který nebyl dodržen.</w:t>
-      </w:r>
-    </w:p>
-    <w:p>
-      <w:r>
-        <w:t xml:space="preserve"/>
-      </w:r>
-    </w:p>
-    <w:p>
-      <w:r>
-        <w:t>Kopii tohoto emailu posílám [[PERSON_35]] (Account Manager pro [[PERSON_10]] Invest) a [[PERSON_36]] (vedoucí implementačního týmu). Prosím [[PERSON_28]], aby ses spojil s [[PERSON_39]] a vyjasnili, co se přesně stalo.</w:t>
-      </w:r>
-    </w:p>
-    <w:p>
-      <w:r>
-        <w:t xml:space="preserve"/>
-      </w:r>
-    </w:p>
-    <w:p>
-      <w:r>
-        <w:t>Také jsem informovala [[PERSON_37]] (CCO), který bude situaci sledovat.</w:t>
+        <w:t>Dobrý den [[PERSON_27]],</w:t>
+      </w:r>
+    </w:p>
+    <w:p>
+      <w:r>
+        <w:t xml:space="preserve"/>
+      </w:r>
+    </w:p>
+    <w:p>
+      <w:r>
+        <w:t>píšu Ti ve věci včerejšího incidentu s klientem [[PERSON_10]] Invest s.r.o. Pan [[PERSON_12]] (jednatel, [[PHONE_10]], email: [[EMAIL_12]]) se včera obrátil přímo na našeho CEO Ing. [[PERSON_37]] s stížností na váš tým.</w:t>
+      </w:r>
+    </w:p>
+    <w:p>
+      <w:r>
+        <w:t xml:space="preserve"/>
+      </w:r>
+    </w:p>
+    <w:p>
+      <w:r>
+        <w:t>Podle pana [[PERSON_10]] došlo k chybě při implementaci, kterou provedl váš kolega Bc. [[PERSON_38]]. Pan [[PERSON_10]] tvrdí, že byl [[PERSON_38]] ujištěn o termínu [[DATE_19]], který nebyl dodržen.</w:t>
+      </w:r>
+    </w:p>
+    <w:p>
+      <w:r>
+        <w:t xml:space="preserve"/>
+      </w:r>
+    </w:p>
+    <w:p>
+      <w:r>
+        <w:t>Kopii tohoto emailu posílám [[PERSON_34]] (Account Manager pro [[PERSON_10]] Invest) a [[PERSON_35]] (vedoucí implementačního týmu). Prosím [[PERSON_27]], aby ses spojil s [[PERSON_38]] a vyjasnili, co se přesně stalo.</w:t>
+      </w:r>
+    </w:p>
+    <w:p>
+      <w:r>
+        <w:t xml:space="preserve"/>
+      </w:r>
+    </w:p>
+    <w:p>
+      <w:r>
+        <w:t>Také jsem informovala [[PERSON_36]] (CCO), který bude situaci sledovat.</w:t>
       </w:r>
     </w:p>
     <w:p>
@@ -2448,7 +2444,7 @@
     </w:p>
     <w:p>
       <w:r>
-        <w:t>- Ing. [[PERSON_40]] (IT manažerka, dcera jednatele) -[[PHONE_11]]</w:t>
+        <w:t>- Ing. [[PERSON_39]] (IT manažerka, dcera jednatele) -[[PHONE_11]]</w:t>
       </w:r>
     </w:p>
     <w:p>
@@ -2488,7 +2484,7 @@
     </w:p>
     <w:p>
       <w:r>
-        <w:t>Mgr. [[PERSON_33]]</w:t>
+        <w:t>Mgr. [[PERSON_32]]</w:t>
       </w:r>
     </w:p>
     <w:p>
@@ -2549,7 +2545,7 @@
     </w:p>
     <w:p>
       <w:r>
-        <w:t>[[ADDRESS_13]]</w:t>
+        <w:t>[[ADDRESS_11]]</w:t>
       </w:r>
     </w:p>
     <w:p>
@@ -2607,7 +2603,7 @@
     </w:p>
     <w:p>
       <w:r>
-        <w:t>Jméno: [[PERSON_42]]</w:t>
+        <w:t>Jméno: [[PERSON_41]]</w:t>
       </w:r>
     </w:p>
     <w:p>
@@ -2627,7 +2623,7 @@
     </w:p>
     <w:p>
       <w:r>
-        <w:t>[[ADDRESS_14]]</w:t>
+        <w:t>[[ADDRESS_12]]</w:t>
       </w:r>
     </w:p>
     <w:p>
@@ -2637,7 +2633,7 @@
     </w:p>
     <w:p>
       <w:r>
-        <w:t>Kontakt v případě nouze: [[PERSON_43]] (manželka), [[PHONE_14]]</w:t>
+        <w:t>Kontakt v případě nouze: [[PERSON_42]] (manželka), [[PHONE_7]]</w:t>
       </w:r>
     </w:p>
     <w:p>
@@ -2656,7 +2652,7 @@
     </w:p>
     <w:p>
       <w:r>
-        <w:t>Pan [[PERSON_42]] utrpěl poranění pravé ruky při obsluze lisovacího stroje. K incidentu došlo v 13:45, když [[PERSON_42]] prováděl rutinní údržbu stroje bez řádného vypnutí podle bezpečnostních předpisů.</w:t>
+        <w:t>Pan [[PERSON_41]] utrpěl poranění pravé ruky při obsluze lisovacího stroje. K incidentu došlo v 13:45, když [[PERSON_41]] prováděl rutinní údržbu stroje bez řádného vypnutí podle bezpečnostních předpisů.</w:t>
       </w:r>
     </w:p>
     <w:p>
@@ -2684,7 +2680,7 @@
     </w:p>
     <w:p>
       <w:r>
-        <w:t>Jméno: Bc. [[PERSON_44]]</w:t>
+        <w:t>Jméno: Bc. [[PERSON_43]]</w:t>
       </w:r>
     </w:p>
     <w:p>
@@ -2704,7 +2700,7 @@
     </w:p>
     <w:p>
       <w:r>
-        <w:t>Výpověď: "Slyšel jsem křik pana [[PERSON_42]] a okamžitě jsem zastavil linku nouzovým tlačítkem. [[PERSON_42]] byl bledý a držel se za ruku."</w:t>
+        <w:t>Výpověď: "Slyšel jsem křik pana [[PERSON_41]] a okamžitě jsem zastavil linku nouzovým tlačítkem. [[PERSON_41]] byl bledý a držel se za ruku."</w:t>
       </w:r>
     </w:p>
     <w:p>
@@ -2723,7 +2719,7 @@
     </w:p>
     <w:p>
       <w:r>
-        <w:t>Jméno: [[PERSON_45]]</w:t>
+        <w:t>Jméno: [[PERSON_44]]</w:t>
       </w:r>
     </w:p>
     <w:p>
@@ -2743,7 +2739,7 @@
     </w:p>
     <w:p>
       <w:r>
-        <w:t>Výpověď: "Viděla jsem, jak [[PERSON_42]] zasahuje do stroje. Křikla jsem na něj, ale bylo už pozdě. Pan [[PERSON_44]] okamžitě přivolal zdravotníka."</w:t>
+        <w:t>Výpověď: "Viděla jsem, jak [[PERSON_41]] zasahuje do stroje. Křikla jsem na něj, ale bylo už pozdě. Pan [[PERSON_43]] okamžitě přivolal zdravotníka."</w:t>
       </w:r>
     </w:p>
     <w:p>
@@ -2762,27 +2758,27 @@
     </w:p>
     <w:p>
       <w:r>
-        <w:t>13:46 - Mistr směny [[PERSON_44]] zastavil výrobu a přivolal firemního zdravotníka</w:t>
-      </w:r>
-    </w:p>
-    <w:p>
-      <w:r>
-        <w:t>13:48 - Příjezd zdravotníka Mgr. [[PERSON_46]] na místo</w:t>
-      </w:r>
-    </w:p>
-    <w:p>
-      <w:r>
-        <w:t>13:52 - Přivolána RZP operátorkou linky [[PERSON_45]]</w:t>
-      </w:r>
-    </w:p>
-    <w:p>
-      <w:r>
-        <w:t>14:05 - Odvoz pana [[PERSON_42]] do Fakultní nemocnice [[ADDRESS_15]]</w:t>
-      </w:r>
-    </w:p>
-    <w:p>
-      <w:r>
-        <w:t>14:15 - Informována manželka [[PERSON_43]] mistrem [[PERSON_44]]</w:t>
+        <w:t>13:46 - Mistr směny [[PERSON_43]] zastavil výrobu a přivolal firemního zdravotníka</w:t>
+      </w:r>
+    </w:p>
+    <w:p>
+      <w:r>
+        <w:t>13:48 - Příjezd zdravotníka Mgr. [[PERSON_45]] na místo</w:t>
+      </w:r>
+    </w:p>
+    <w:p>
+      <w:r>
+        <w:t>13:52 - Přivolána RZP operátorkou linky [[PERSON_44]]</w:t>
+      </w:r>
+    </w:p>
+    <w:p>
+      <w:r>
+        <w:t>14:05 - Odvoz pana [[PERSON_41]] do Fakultní nemocnice Ostrava</w:t>
+      </w:r>
+    </w:p>
+    <w:p>
+      <w:r>
+        <w:t>14:15 - Informována manželka [[PERSON_42]] mistrem [[PERSON_43]]</w:t>
       </w:r>
     </w:p>
     <w:p>
@@ -2801,7 +2797,7 @@
     </w:p>
     <w:p>
       <w:r>
-        <w:t>Ošetřující lékař: MUDr. [[PERSON_47]], Traumatologické odd., FN [[ADDRESS_15]]</w:t>
+        <w:t>Ošetřující lékař: MUDr. [[PERSON_46]], Traumatologické odd., FN Ostrava</w:t>
       </w:r>
     </w:p>
     <w:p>
@@ -2830,12 +2826,12 @@
     </w:p>
     <w:p>
       <w:r>
-        <w:t>Vedoucí vyšetřování: Ing. [[PERSON_48]] (bezpečnostní manažer)</w:t>
-      </w:r>
-    </w:p>
-    <w:p>
-      <w:r>
-        <w:t>Členové: Bc. [[PERSON_44]] (mistr), Mgr. [[PERSON_49]] (HR)</w:t>
+        <w:t>Vedoucí vyšetřování: Ing. [[PERSON_47]] (bezpečnostní manažer)</w:t>
+      </w:r>
+    </w:p>
+    <w:p>
+      <w:r>
+        <w:t>Členové: Bc. [[PERSON_43]] (mistr), Mgr. [[PERSON_48]] (HR)</w:t>
       </w:r>
     </w:p>
     <w:p>
@@ -2854,17 +2850,17 @@
     </w:p>
     <w:p>
       <w:r>
-        <w:t>Pan [[PERSON_42]] nedodržel bezpečnostní předpisy BOZP-2024-15. Mistr směny [[PERSON_44]] a operátorka [[PERSON_45]] reagovali podle krizového plánu správně.</w:t>
-      </w:r>
-    </w:p>
-    <w:p>
-      <w:r>
-        <w:t xml:space="preserve"/>
-      </w:r>
-    </w:p>
-    <w:p>
-      <w:r>
-        <w:t>Protokol vyhotovil: Ing. [[PERSON_48]]</w:t>
+        <w:t>Pan [[PERSON_41]] nedodržel bezpečnostní předpisy BOZP-2024-15. Mistr směny [[PERSON_43]] a operátorka [[PERSON_44]] reagovali podle krizového plánu správně.</w:t>
+      </w:r>
+    </w:p>
+    <w:p>
+      <w:r>
+        <w:t xml:space="preserve"/>
+      </w:r>
+    </w:p>
+    <w:p>
+      <w:r>
+        <w:t>Protokol vyhotovil: Ing. [[PERSON_47]]</w:t>
       </w:r>
     </w:p>
     <w:p>
@@ -2884,7 +2880,7 @@
     </w:p>
     <w:p>
       <w:r>
-        <w:t>Ing. [[PERSON_48]] Ing. [[PERSON_50]]</w:t>
+        <w:t>Ing. [[PERSON_47]] Ing. [[PERSON_49]]</w:t>
       </w:r>
     </w:p>
     <w:p>
@@ -2893,6 +2889,12 @@
       </w:r>
     </w:p>
     <w:sectPr>
+      <w:headerReference w:type="default" r:id="rId7"/>
+      <w:footerReference w:type="default" r:id="rId8"/>
+      <w:headerReference w:type="first" r:id="rId9"/>
+      <w:footerReference w:type="first" r:id="rId10"/>
+      <w:headerReference w:type="even" r:id="rId11"/>
+      <w:footerReference w:type="even" r:id="rId12"/>
       <w:pgSz w:w="11906" w:h="16838" w:orient="portrait"/>
       <w:pgMar w:top="1440" w:right="1440" w:bottom="1440" w:left="1440" w:header="708" w:footer="708" w:gutter="0"/>
       <w:pgNumType/>
@@ -2906,6 +2908,36 @@
 <w:comments xmlns:cx="http://schemas.microsoft.com/office/drawing/2014/chartex" xmlns:cx1="http://schemas.microsoft.com/office/drawing/2015/9/8/chartex" xmlns:cx2="http://schemas.microsoft.com/office/drawing/2015/10/21/chartex" xmlns:cx3="http://schemas.microsoft.com/office/drawing/2016/5/9/chartex" xmlns:cx4="http://schemas.microsoft.com/office/drawing/2016/5/10/chartex" xmlns:cx5="http://schemas.microsoft.com/office/drawing/2016/5/11/chartex" xmlns:cx6="http://schemas.microsoft.com/office/drawing/2016/5/12/chartex" xmlns:cx7="http://schemas.microsoft.com/office/drawing/2016/5/13/chartex" xmlns:cx8="http://schemas.microsoft.com/office/drawing/2016/5/14/chartex" xmlns:mc="http://schemas.openxmlformats.org/markup-compatibility/2006" xmlns:aink="http://schemas.microsoft.com/office/drawing/2016/ink" xmlns:am3d="http://schemas.microsoft.com/office/drawing/2017/model3d" xmlns:o="urn:schemas-microsoft-com:office:office" xmlns:r="http://schemas.openxmlformats.org/officeDocument/2006/relationships" xmlns:m="http://schemas.openxmlformats.org/officeDocument/2006/math" xmlns:v="urn:schemas-microsoft-com:vml" xmlns:wp14="http://schemas.microsoft.com/office/word/2010/wordprocessingDrawing" xmlns:wp="http://schemas.openxmlformats.org/drawingml/2006/wordprocessingDrawing" xmlns:w10="urn:schemas-microsoft-com:office:word" xmlns:w="http://schemas.openxmlformats.org/wordprocessingml/2006/main" xmlns:w14="http://schemas.microsoft.com/office/word/2010/wordml" xmlns:w15="http://schemas.microsoft.com/office/word/2012/wordml" xmlns:w16cex="http://schemas.microsoft.com/office/word/2018/wordml/cex" xmlns:w16cid="http://schemas.microsoft.com/office/word/2016/wordml/cid" xmlns:w16="http://schemas.microsoft.com/office/word/2018/wordml" xmlns:w16sdtdh="http://schemas.microsoft.com/office/word/2020/wordml/sdtdatahash" xmlns:w16se="http://schemas.microsoft.com/office/word/2015/wordml/symex" xmlns:wpg="http://schemas.microsoft.com/office/word/2010/wordprocessingGroup" xmlns:wpi="http://schemas.microsoft.com/office/word/2010/wordprocessingInk" xmlns:wne="http://schemas.microsoft.com/office/word/2006/wordml" xmlns:wps="http://schemas.microsoft.com/office/word/2010/wordprocessingShape"/>
 </file>
 
+<file path=word/footer1.xml><?xml version="1.0" encoding="utf-8"?>
+<w:ftr xmlns:m="http://schemas.openxmlformats.org/officeDocument/2006/math" xmlns:mc="http://schemas.openxmlformats.org/markup-compatibility/2006" xmlns:mo="http://schemas.microsoft.com/office/mac/office/2008/main" xmlns:mv="urn:schemas-microsoft-com:mac:vml" xmlns:o="urn:schemas-microsoft-com:office:office" xmlns:r="http://schemas.openxmlformats.org/officeDocument/2006/relationships" xmlns:v="urn:schemas-microsoft-com:vml" xmlns:w10="urn:schemas-microsoft-com:office:word" xmlns:w14="http://schemas.microsoft.com/office/word/2010/wordml" xmlns:w="http://schemas.openxmlformats.org/wordprocessingml/2006/main" xmlns:wne="http://schemas.microsoft.com/office/word/2006/wordml" xmlns:wp14="http://schemas.microsoft.com/office/word/2010/wordprocessingDrawing" xmlns:wp="http://schemas.openxmlformats.org/drawingml/2006/wordprocessingDrawing" xmlns:wpc="http://schemas.microsoft.com/office/word/2010/wordprocessingCanvas" xmlns:wpg="http://schemas.microsoft.com/office/word/2010/wordprocessingGroup" xmlns:wpi="http://schemas.microsoft.com/office/word/2010/wordprocessingInk" xmlns:wps="http://schemas.microsoft.com/office/word/2010/wordprocessingShape" mc:Ignorable="w14 wp14">
+  <w:p>
+    <w:pPr>
+      <w:pStyle w:val="Footer"/>
+    </w:pPr>
+  </w:p>
+</w:ftr>
+</file>
+
+<file path=word/footer2.xml><?xml version="1.0" encoding="utf-8"?>
+<w:ftr xmlns:m="http://schemas.openxmlformats.org/officeDocument/2006/math" xmlns:mc="http://schemas.openxmlformats.org/markup-compatibility/2006" xmlns:mo="http://schemas.microsoft.com/office/mac/office/2008/main" xmlns:mv="urn:schemas-microsoft-com:mac:vml" xmlns:o="urn:schemas-microsoft-com:office:office" xmlns:r="http://schemas.openxmlformats.org/officeDocument/2006/relationships" xmlns:v="urn:schemas-microsoft-com:vml" xmlns:w10="urn:schemas-microsoft-com:office:word" xmlns:w14="http://schemas.microsoft.com/office/word/2010/wordml" xmlns:w="http://schemas.openxmlformats.org/wordprocessingml/2006/main" xmlns:wne="http://schemas.microsoft.com/office/word/2006/wordml" xmlns:wp14="http://schemas.microsoft.com/office/word/2010/wordprocessingDrawing" xmlns:wp="http://schemas.openxmlformats.org/drawingml/2006/wordprocessingDrawing" xmlns:wpc="http://schemas.microsoft.com/office/word/2010/wordprocessingCanvas" xmlns:wpg="http://schemas.microsoft.com/office/word/2010/wordprocessingGroup" xmlns:wpi="http://schemas.microsoft.com/office/word/2010/wordprocessingInk" xmlns:wps="http://schemas.microsoft.com/office/word/2010/wordprocessingShape" mc:Ignorable="w14 wp14">
+  <w:p>
+    <w:pPr>
+      <w:pStyle w:val="Footer"/>
+    </w:pPr>
+  </w:p>
+</w:ftr>
+</file>
+
+<file path=word/footer3.xml><?xml version="1.0" encoding="utf-8"?>
+<w:ftr xmlns:m="http://schemas.openxmlformats.org/officeDocument/2006/math" xmlns:mc="http://schemas.openxmlformats.org/markup-compatibility/2006" xmlns:mo="http://schemas.microsoft.com/office/mac/office/2008/main" xmlns:mv="urn:schemas-microsoft-com:mac:vml" xmlns:o="urn:schemas-microsoft-com:office:office" xmlns:r="http://schemas.openxmlformats.org/officeDocument/2006/relationships" xmlns:v="urn:schemas-microsoft-com:vml" xmlns:w10="urn:schemas-microsoft-com:office:word" xmlns:w14="http://schemas.microsoft.com/office/word/2010/wordml" xmlns:w="http://schemas.openxmlformats.org/wordprocessingml/2006/main" xmlns:wne="http://schemas.microsoft.com/office/word/2006/wordml" xmlns:wp14="http://schemas.microsoft.com/office/word/2010/wordprocessingDrawing" xmlns:wp="http://schemas.openxmlformats.org/drawingml/2006/wordprocessingDrawing" xmlns:wpc="http://schemas.microsoft.com/office/word/2010/wordprocessingCanvas" xmlns:wpg="http://schemas.microsoft.com/office/word/2010/wordprocessingGroup" xmlns:wpi="http://schemas.microsoft.com/office/word/2010/wordprocessingInk" xmlns:wps="http://schemas.microsoft.com/office/word/2010/wordprocessingShape" mc:Ignorable="w14 wp14">
+  <w:p>
+    <w:pPr>
+      <w:pStyle w:val="Footer"/>
+    </w:pPr>
+  </w:p>
+</w:ftr>
+</file>
+
 <file path=word/footnotes.xml><?xml version="1.0" encoding="utf-8"?>
 <w:footnotes xmlns:wpc="http://schemas.microsoft.com/office/word/2010/wordprocessingCanvas" xmlns:mc="http://schemas.openxmlformats.org/markup-compatibility/2006" xmlns:o="urn:schemas-microsoft-com:office:office" xmlns:r="http://schemas.openxmlformats.org/officeDocument/2006/relationships" xmlns:m="http://schemas.openxmlformats.org/officeDocument/2006/math" xmlns:v="urn:schemas-microsoft-com:vml" xmlns:wp14="http://schemas.microsoft.com/office/word/2010/wordprocessingDrawing" xmlns:wp="http://schemas.openxmlformats.org/drawingml/2006/wordprocessingDrawing" xmlns:w10="urn:schemas-microsoft-com:office:word" xmlns:w="http://schemas.openxmlformats.org/wordprocessingml/2006/main" xmlns:w14="http://schemas.microsoft.com/office/word/2010/wordml" xmlns:w15="http://schemas.microsoft.com/office/word/2012/wordml" xmlns:wpg="http://schemas.microsoft.com/office/word/2010/wordprocessingGroup" xmlns:wpi="http://schemas.microsoft.com/office/word/2010/wordprocessingInk" xmlns:wne="http://schemas.microsoft.com/office/word/2006/wordml" xmlns:wps="http://schemas.microsoft.com/office/word/2010/wordprocessingShape" mc:Ignorable="w14 w15 wp14">
   <w:footnote w:type="separator" w:id="-1">
@@ -2941,6 +2973,36 @@
     </w:p>
   </w:footnote>
 </w:footnotes>
+</file>
+
+<file path=word/header1.xml><?xml version="1.0" encoding="utf-8"?>
+<w:hdr xmlns:m="http://schemas.openxmlformats.org/officeDocument/2006/math" xmlns:mc="http://schemas.openxmlformats.org/markup-compatibility/2006" xmlns:mo="http://schemas.microsoft.com/office/mac/office/2008/main" xmlns:mv="urn:schemas-microsoft-com:mac:vml" xmlns:o="urn:schemas-microsoft-com:office:office" xmlns:r="http://schemas.openxmlformats.org/officeDocument/2006/relationships" xmlns:v="urn:schemas-microsoft-com:vml" xmlns:w10="urn:schemas-microsoft-com:office:word" xmlns:w14="http://schemas.microsoft.com/office/word/2010/wordml" xmlns:w="http://schemas.openxmlformats.org/wordprocessingml/2006/main" xmlns:wne="http://schemas.microsoft.com/office/word/2006/wordml" xmlns:wp14="http://schemas.microsoft.com/office/word/2010/wordprocessingDrawing" xmlns:wp="http://schemas.openxmlformats.org/drawingml/2006/wordprocessingDrawing" xmlns:wpc="http://schemas.microsoft.com/office/word/2010/wordprocessingCanvas" xmlns:wpg="http://schemas.microsoft.com/office/word/2010/wordprocessingGroup" xmlns:wpi="http://schemas.microsoft.com/office/word/2010/wordprocessingInk" xmlns:wps="http://schemas.microsoft.com/office/word/2010/wordprocessingShape" mc:Ignorable="w14 wp14">
+  <w:p>
+    <w:pPr>
+      <w:pStyle w:val="Header"/>
+    </w:pPr>
+  </w:p>
+</w:hdr>
+</file>
+
+<file path=word/header2.xml><?xml version="1.0" encoding="utf-8"?>
+<w:hdr xmlns:m="http://schemas.openxmlformats.org/officeDocument/2006/math" xmlns:mc="http://schemas.openxmlformats.org/markup-compatibility/2006" xmlns:mo="http://schemas.microsoft.com/office/mac/office/2008/main" xmlns:mv="urn:schemas-microsoft-com:mac:vml" xmlns:o="urn:schemas-microsoft-com:office:office" xmlns:r="http://schemas.openxmlformats.org/officeDocument/2006/relationships" xmlns:v="urn:schemas-microsoft-com:vml" xmlns:w10="urn:schemas-microsoft-com:office:word" xmlns:w14="http://schemas.microsoft.com/office/word/2010/wordml" xmlns:w="http://schemas.openxmlformats.org/wordprocessingml/2006/main" xmlns:wne="http://schemas.microsoft.com/office/word/2006/wordml" xmlns:wp14="http://schemas.microsoft.com/office/word/2010/wordprocessingDrawing" xmlns:wp="http://schemas.openxmlformats.org/drawingml/2006/wordprocessingDrawing" xmlns:wpc="http://schemas.microsoft.com/office/word/2010/wordprocessingCanvas" xmlns:wpg="http://schemas.microsoft.com/office/word/2010/wordprocessingGroup" xmlns:wpi="http://schemas.microsoft.com/office/word/2010/wordprocessingInk" xmlns:wps="http://schemas.microsoft.com/office/word/2010/wordprocessingShape" mc:Ignorable="w14 wp14">
+  <w:p>
+    <w:pPr>
+      <w:pStyle w:val="Header"/>
+    </w:pPr>
+  </w:p>
+</w:hdr>
+</file>
+
+<file path=word/header3.xml><?xml version="1.0" encoding="utf-8"?>
+<w:hdr xmlns:m="http://schemas.openxmlformats.org/officeDocument/2006/math" xmlns:mc="http://schemas.openxmlformats.org/markup-compatibility/2006" xmlns:mo="http://schemas.microsoft.com/office/mac/office/2008/main" xmlns:mv="urn:schemas-microsoft-com:mac:vml" xmlns:o="urn:schemas-microsoft-com:office:office" xmlns:r="http://schemas.openxmlformats.org/officeDocument/2006/relationships" xmlns:v="urn:schemas-microsoft-com:vml" xmlns:w10="urn:schemas-microsoft-com:office:word" xmlns:w14="http://schemas.microsoft.com/office/word/2010/wordml" xmlns:w="http://schemas.openxmlformats.org/wordprocessingml/2006/main" xmlns:wne="http://schemas.microsoft.com/office/word/2006/wordml" xmlns:wp14="http://schemas.microsoft.com/office/word/2010/wordprocessingDrawing" xmlns:wp="http://schemas.openxmlformats.org/drawingml/2006/wordprocessingDrawing" xmlns:wpc="http://schemas.microsoft.com/office/word/2010/wordprocessingCanvas" xmlns:wpg="http://schemas.microsoft.com/office/word/2010/wordprocessingGroup" xmlns:wpi="http://schemas.microsoft.com/office/word/2010/wordprocessingInk" xmlns:wps="http://schemas.microsoft.com/office/word/2010/wordprocessingShape" mc:Ignorable="w14 wp14">
+  <w:p>
+    <w:pPr>
+      <w:pStyle w:val="Header"/>
+    </w:pPr>
+  </w:p>
+</w:hdr>
 </file>
 
 <file path=word/numbering.xml><?xml version="1.0" encoding="utf-8"?>
